--- a/러시아 인권변호사/6부/6부_2화_이리나의_정치_신고식.docx
+++ b/러시아 인권변호사/6부/6부_2화_이리나의_정치_신고식.docx
@@ -262,7 +262,7 @@
           <w:i w:val="0"/>
           <w:sz w:val="22"/>
         </w:rPr>
-        <w:t>Некрасов на моей стороне, а не на вашей, Катя.</w:t>
+        <w:t>Некрасов на моей стороне, а не на вашей, Екатерина Ивановна.</w:t>
       </w:r>
     </w:p>
     <w:p>
@@ -840,7 +840,7 @@
           <w:i w:val="0"/>
           <w:sz w:val="22"/>
         </w:rPr>
-        <w:t>Пушкин называл это так: «Глаголом жги сердца людей». Только жечь надо правдой, а не громкостью.</w:t>
+        <w:t>Желание, чтобы вас услышал хотя бы один человек. Пушкинское «глаголом жги сердца людей» — только жечь надо правдой, а не громкостью.</w:t>
       </w:r>
     </w:p>
     <w:p>
@@ -1405,7 +1405,7 @@
           <w:i w:val="0"/>
           <w:sz w:val="22"/>
         </w:rPr>
-        <w:t>Многие из вас не знают моего имени. Вы знаете имя Алексея Николаевича — я работаю рядом с ним последние пять лет.</w:t>
+        <w:t>Многие из вас не знают моего имени. Вы знаете имя Алексея Николаевича — я работаю рядом с ним последние два года.</w:t>
       </w:r>
     </w:p>
     <w:p>
@@ -2085,7 +2085,7 @@
           <w:i w:val="0"/>
           <w:sz w:val="22"/>
         </w:rPr>
-        <w:t>Катя говорит, штаб гудит от вопросов.</w:t>
+        <w:t>Екатерина Ивановна говорит, штаб гудит от вопросов.</w:t>
       </w:r>
     </w:p>
     <w:p>

--- a/러시아 인권변호사/6부/6부_2화_이리나의_정치_신고식.docx
+++ b/러시아 인권변호사/6부/6부_2화_이리나의_정치_신고식.docx
@@ -239,7 +239,7 @@
           <w:i w:val="0"/>
           <w:sz w:val="22"/>
         </w:rPr>
-        <w:t>Зато верный. И вообще — «поэтом можешь ты не быть, но гражданином быть обязан». Оратором, значит, тоже можно не быть.</w:t>
+        <w:t>Зато верный. И вообще: «Не боги горшки обжигают». Ораторами тоже не рождаются.</w:t>
       </w:r>
     </w:p>
     <w:p>
@@ -262,7 +262,7 @@
           <w:i w:val="0"/>
           <w:sz w:val="22"/>
         </w:rPr>
-        <w:t>Некрасов на моей стороне, а не на вашей, Екатерина Ивановна.</w:t>
+        <w:t>Горшки — может быть. А речи, Екатерина Ивановна?</w:t>
       </w:r>
     </w:p>
     <w:p>
@@ -285,7 +285,7 @@
           <w:i w:val="0"/>
           <w:sz w:val="22"/>
         </w:rPr>
-        <w:t>Некрасов на стороне того, кто выйдет на трибуну.</w:t>
+        <w:t>Речи тем более. Их обжигает тот, кто выйдет на трибуну.</w:t>
       </w:r>
     </w:p>
     <w:p>
@@ -3379,7 +3379,7 @@
           <w:i w:val="0"/>
           <w:sz w:val="22"/>
         </w:rPr>
-        <w:t>Некрасов, «Поэт и гражданин» (слова Гражданина): «Поэтом можешь ты не быть, / Но гражданином быть обязан»</w:t>
+        <w:t>Русская пословица: «Не боги горшки обжигают»</w:t>
       </w:r>
       <w:r>
         <w:rPr>
@@ -3388,7 +3388,7 @@
           <w:i w:val="0"/>
           <w:sz w:val="22"/>
         </w:rPr>
-        <w:t xml:space="preserve"> — 한국어 해설: 시민의 대사로 알려진 구절. "나는 연설가가 아니라 법률가"라며 망설이는 이리나에게 카탸가 "연설가는 아니어도 된다, 시민이면 된다"는 뜻으로 인용해 등을 떠민다 (장면 1).</w:t>
+        <w:t xml:space="preserve"> — 한국어 해설: 대단해 보이는 일도 결국 보통 사람이 해낸다는 속담. "나는 연설가가 아니라 법률가"라며 망설이는 이리나에게 카탸가 "연설가로 태어나는 사람은 없다"는 뜻으로 건네 등을 떠민다 (장면 1).</w:t>
       </w:r>
     </w:p>
     <w:p>
